--- a/CÔNG TY TNHH TMDV KHÁNH HƯNG/KhanhHung_ThayDoiThanhVien_DDPL/KhanhHung_GiayDeNghi_Mau13.docx
+++ b/CÔNG TY TNHH TMDV KHÁNH HƯNG/KhanhHung_ThayDoiThanhVien_DDPL/KhanhHung_GiayDeNghi_Mau13.docx
@@ -1,6 +1,6 @@
 
 <file path=word/document.xml><?xml version="1.0" encoding="utf-8"?>
-<w:document xmlns:wpc="http://schemas.microsoft.com/office/word/2010/wordprocessingCanvas" xmlns:cx="http://schemas.microsoft.com/office/drawing/2014/chartex" xmlns:cx1="http://schemas.microsoft.com/office/drawing/2015/9/8/chartex" xmlns:mc="http://schemas.openxmlformats.org/markup-compatibility/2006" xmlns:o="urn:schemas-microsoft-com:office:office" xmlns:r="http://schemas.openxmlformats.org/officeDocument/2006/relationships" xmlns:m="http://schemas.openxmlformats.org/officeDocument/2006/math" xmlns:v="urn:schemas-microsoft-com:vml" xmlns:wp14="http://schemas.microsoft.com/office/word/2010/wordprocessingDrawing" xmlns:wp="http://schemas.openxmlformats.org/drawingml/2006/wordprocessingDrawing" xmlns:w10="urn:schemas-microsoft-com:office:word" xmlns:w="http://schemas.openxmlformats.org/wordprocessingml/2006/main" xmlns:w14="http://schemas.microsoft.com/office/word/2010/wordml" xmlns:w15="http://schemas.microsoft.com/office/word/2012/wordml" xmlns:w16se="http://schemas.microsoft.com/office/word/2015/wordml/symex" xmlns:wpg="http://schemas.microsoft.com/office/word/2010/wordprocessingGroup" xmlns:wpi="http://schemas.microsoft.com/office/word/2010/wordprocessingInk" xmlns:wne="http://schemas.microsoft.com/office/word/2006/wordml" xmlns:wps="http://schemas.microsoft.com/office/word/2010/wordprocessingShape" mc:Ignorable="w14 w15 w16se wp14">
+<w:document xmlns:wpc="http://schemas.microsoft.com/office/word/2010/wordprocessingCanvas" xmlns:cx="http://schemas.microsoft.com/office/drawing/2014/chartex" xmlns:mc="http://schemas.openxmlformats.org/markup-compatibility/2006" xmlns:o="urn:schemas-microsoft-com:office:office" xmlns:r="http://schemas.openxmlformats.org/officeDocument/2006/relationships" xmlns:m="http://schemas.openxmlformats.org/officeDocument/2006/math" xmlns:v="urn:schemas-microsoft-com:vml" xmlns:wp14="http://schemas.microsoft.com/office/word/2010/wordprocessingDrawing" xmlns:wp="http://schemas.openxmlformats.org/drawingml/2006/wordprocessingDrawing" xmlns:w10="urn:schemas-microsoft-com:office:word" xmlns:w="http://schemas.openxmlformats.org/wordprocessingml/2006/main" xmlns:w14="http://schemas.microsoft.com/office/word/2010/wordml" xmlns:w15="http://schemas.microsoft.com/office/word/2012/wordml" xmlns:w16se="http://schemas.microsoft.com/office/word/2015/wordml/symex" xmlns:wpg="http://schemas.microsoft.com/office/word/2010/wordprocessingGroup" xmlns:wpi="http://schemas.microsoft.com/office/word/2010/wordprocessingInk" xmlns:wne="http://schemas.microsoft.com/office/word/2006/wordml" xmlns:wps="http://schemas.microsoft.com/office/word/2010/wordprocessingShape" mc:Ignorable="w14 w15 w16se wp14">
   <w:body>
     <w:p>
       <w:pPr>
@@ -80,7 +80,7 @@
                 <w:sz w:val="26"/>
                 <w:szCs w:val="26"/>
               </w:rPr>
-              <w:t>CÔNG TY TNHH CÔNG NGHỆ KIM LOẠI CHÂU Á</w:t>
+              <w:t>CÔNG TY TNHH TMDV KHÁNH HƯNG.</w:t>
             </w:r>
             <w:r>
               <w:rPr>
@@ -114,7 +114,7 @@
               <mc:AlternateContent>
                 <mc:Choice Requires="wps">
                   <w:drawing>
-                    <wp:anchor distT="0" distB="0" distL="114300" distR="114300" simplePos="0" relativeHeight="251659264" behindDoc="0" locked="0" layoutInCell="1" allowOverlap="1" wp14:anchorId="43B80145" wp14:editId="05159D58">
+                    <wp:anchor distT="0" distB="0" distL="114300" distR="114300" simplePos="0" relativeHeight="251659264" behindDoc="0" locked="0" layoutInCell="1" allowOverlap="1" wp14:anchorId="0F183F9E" wp14:editId="304D4C58">
                       <wp:simplePos x="0" y="0"/>
                       <wp:positionH relativeFrom="margin">
                         <wp:posOffset>651510</wp:posOffset>
@@ -173,7 +173,7 @@
                     </wp:anchor>
                   </w:drawing>
                 </mc:Choice>
-                <mc:Fallback>
+                <mc:Fallback xmlns:cx1="http://schemas.microsoft.com/office/drawing/2015/9/8/chartex">
                   <w:pict>
                     <v:line w14:anchorId="1BEEB62E" id="Line 158" o:spid="_x0000_s1026" style="position:absolute;z-index:251659264;visibility:visible;mso-wrap-style:square;mso-width-percent:0;mso-height-percent:0;mso-wrap-distance-left:9pt;mso-wrap-distance-top:0;mso-wrap-distance-right:9pt;mso-wrap-distance-bottom:0;mso-position-horizontal:absolute;mso-position-horizontal-relative:margin;mso-position-vertical:absolute;mso-position-vertical-relative:text;mso-width-percent:0;mso-height-percent:0;mso-width-relative:page;mso-height-relative:page" from="51.3pt,6.2pt" to="113.3pt,6.2pt" o:gfxdata="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">
                       <w10:wrap anchorx="margin"/>
@@ -230,7 +230,7 @@
               <mc:AlternateContent>
                 <mc:Choice Requires="wps">
                   <w:drawing>
-                    <wp:anchor distT="4294967295" distB="4294967295" distL="114300" distR="114300" simplePos="0" relativeHeight="251660288" behindDoc="0" locked="0" layoutInCell="1" allowOverlap="1" wp14:anchorId="602C9379" wp14:editId="29226E7D">
+                    <wp:anchor distT="4294967295" distB="4294967295" distL="114300" distR="114300" simplePos="0" relativeHeight="251660288" behindDoc="0" locked="0" layoutInCell="1" allowOverlap="1" wp14:anchorId="20768B6F" wp14:editId="7ECFF564">
                       <wp:simplePos x="0" y="0"/>
                       <wp:positionH relativeFrom="margin">
                         <wp:align>center</wp:align>
@@ -289,7 +289,7 @@
                     </wp:anchor>
                   </w:drawing>
                 </mc:Choice>
-                <mc:Fallback>
+                <mc:Fallback xmlns:cx1="http://schemas.microsoft.com/office/drawing/2015/9/8/chartex">
                   <w:pict>
                     <v:line w14:anchorId="19E1BD83" id="Line 159" o:spid="_x0000_s1026" style="position:absolute;z-index:251660288;visibility:visible;mso-wrap-style:square;mso-width-percent:0;mso-height-percent:0;mso-wrap-distance-left:9pt;mso-wrap-distance-top:-3e-5mm;mso-wrap-distance-right:9pt;mso-wrap-distance-bottom:-3e-5mm;mso-position-horizontal:center;mso-position-horizontal-relative:margin;mso-position-vertical:absolute;mso-position-vertical-relative:text;mso-width-percent:0;mso-height-percent:0;mso-width-relative:page;mso-height-relative:page" from="0,15.5pt" to="158.75pt,15.5pt" o:gfxdata="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">
                       <w10:wrap anchorx="margin"/>
@@ -399,8 +399,6 @@
               </w:rPr>
               <w:t>3</w:t>
             </w:r>
-            <w:bookmarkStart w:id="1" w:name="_GoBack"/>
-            <w:bookmarkEnd w:id="1"/>
             <w:r>
               <w:rPr>
                 <w:rFonts w:ascii="Times New Roman" w:eastAsia="Times New Roman" w:hAnsi="Times New Roman" w:cs="Times New Roman"/>
@@ -447,7 +445,7 @@
         <mc:AlternateContent>
           <mc:Choice Requires="wps">
             <w:drawing>
-              <wp:anchor distT="0" distB="0" distL="114300" distR="114300" simplePos="0" relativeHeight="251661312" behindDoc="0" locked="0" layoutInCell="1" allowOverlap="1" wp14:anchorId="1867F147" wp14:editId="669FEDEF">
+              <wp:anchor distT="0" distB="0" distL="114300" distR="114300" simplePos="0" relativeHeight="251661312" behindDoc="0" locked="0" layoutInCell="1" allowOverlap="1" wp14:anchorId="0B05F5E4" wp14:editId="7EB6E957">
                 <wp:simplePos x="0" y="0"/>
                 <wp:positionH relativeFrom="margin">
                   <wp:posOffset>2171700</wp:posOffset>
@@ -492,7 +490,7 @@
               </wp:anchor>
             </w:drawing>
           </mc:Choice>
-          <mc:Fallback>
+          <mc:Fallback xmlns:cx1="http://schemas.microsoft.com/office/drawing/2015/9/8/chartex">
             <w:pict>
               <v:line w14:anchorId="72766339" id="Straight Connector 1" o:spid="_x0000_s1026" style="position:absolute;z-index:251661312;visibility:visible;mso-wrap-style:square;mso-width-percent:0;mso-wrap-distance-left:9pt;mso-wrap-distance-top:0;mso-wrap-distance-right:9pt;mso-wrap-distance-bottom:0;mso-position-horizontal:absolute;mso-position-horizontal-relative:margin;mso-position-vertical:absolute;mso-position-vertical-relative:text;mso-width-percent:0;mso-width-relative:margin" from="171pt,48.65pt" to="282.65pt,48.65pt" o:gfxdata="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" strokecolor="windowText" strokeweight=".5pt">
                 <v:stroke joinstyle="miter"/>
@@ -599,7 +597,15 @@
           <w:sz w:val="26"/>
           <w:szCs w:val="26"/>
         </w:rPr>
-        <w:t>Tên doanh nghiệp (ghi bằng chữ in hoa): CÔNG TY TNHH CÔNG NGHỆ KIM LOẠI CHÂU Á</w:t>
+        <w:t xml:space="preserve">Tên doanh nghiệp (ghi bằng chữ in hoa): </w:t>
+      </w:r>
+      <w:r>
+        <w:rPr>
+          <w:rFonts w:ascii="Times New Roman" w:hAnsi="Times New Roman" w:cs="Times New Roman"/>
+          <w:sz w:val="26"/>
+          <w:szCs w:val="26"/>
+        </w:rPr>
+        <w:t>CÔNG TY TNHH TMDV KHÁNH HƯNG.</w:t>
       </w:r>
     </w:p>
     <w:p>
@@ -829,7 +835,7 @@
           <w:szCs w:val="26"/>
         </w:rPr>
       </w:pPr>
-      <w:bookmarkStart w:id="2" w:name="_Hlk185520090"/>
+      <w:bookmarkStart w:id="1" w:name="_Hlk185520090"/>
       <w:r>
         <w:rPr>
           <w:rFonts w:ascii="Times New Roman" w:hAnsi="Times New Roman" w:cs="Times New Roman"/>
@@ -839,7 +845,7 @@
         <w:t xml:space="preserve">Số định danh cá nhân: 086089011231 </w:t>
       </w:r>
     </w:p>
-    <w:bookmarkEnd w:id="2"/>
+    <w:bookmarkEnd w:id="1"/>
     <w:p>
       <w:pPr>
         <w:tabs>
@@ -915,7 +921,25 @@
           <w:sz w:val="26"/>
           <w:szCs w:val="26"/>
         </w:rPr>
-        <w:t>Số nhà/phòng, ngách/hẻm, ngõ/kiệt, đường/phố/đại lộ, tổ/xóm/ấp/thôn: Thôn An Thành Đông</w:t>
+        <w:t xml:space="preserve">Số nhà/phòng, ngách/hẻm, ngõ/kiệt, đường/phố/đại lộ, tổ/xóm/ấp/thôn: Thôn </w:t>
+      </w:r>
+      <w:proofErr w:type="gramStart"/>
+      <w:r>
+        <w:rPr>
+          <w:rFonts w:ascii="Times New Roman" w:hAnsi="Times New Roman" w:cs="Times New Roman"/>
+          <w:sz w:val="26"/>
+          <w:szCs w:val="26"/>
+        </w:rPr>
+        <w:t>An</w:t>
+      </w:r>
+      <w:proofErr w:type="gramEnd"/>
+      <w:r>
+        <w:rPr>
+          <w:rFonts w:ascii="Times New Roman" w:hAnsi="Times New Roman" w:cs="Times New Roman"/>
+          <w:sz w:val="26"/>
+          <w:szCs w:val="26"/>
+        </w:rPr>
+        <w:t xml:space="preserve"> Thành Đông</w:t>
       </w:r>
     </w:p>
     <w:p>
@@ -2002,7 +2026,7 @@
 </file>
 
 <file path=word/endnotes.xml><?xml version="1.0" encoding="utf-8"?>
-<w:endnotes xmlns:wpc="http://schemas.microsoft.com/office/word/2010/wordprocessingCanvas" xmlns:cx="http://schemas.microsoft.com/office/drawing/2014/chartex" xmlns:cx1="http://schemas.microsoft.com/office/drawing/2015/9/8/chartex" xmlns:mc="http://schemas.openxmlformats.org/markup-compatibility/2006" xmlns:o="urn:schemas-microsoft-com:office:office" xmlns:r="http://schemas.openxmlformats.org/officeDocument/2006/relationships" xmlns:m="http://schemas.openxmlformats.org/officeDocument/2006/math" xmlns:v="urn:schemas-microsoft-com:vml" xmlns:wp14="http://schemas.microsoft.com/office/word/2010/wordprocessingDrawing" xmlns:wp="http://schemas.openxmlformats.org/drawingml/2006/wordprocessingDrawing" xmlns:w10="urn:schemas-microsoft-com:office:word" xmlns:w="http://schemas.openxmlformats.org/wordprocessingml/2006/main" xmlns:w14="http://schemas.microsoft.com/office/word/2010/wordml" xmlns:w15="http://schemas.microsoft.com/office/word/2012/wordml" xmlns:w16se="http://schemas.microsoft.com/office/word/2015/wordml/symex" xmlns:wpg="http://schemas.microsoft.com/office/word/2010/wordprocessingGroup" xmlns:wpi="http://schemas.microsoft.com/office/word/2010/wordprocessingInk" xmlns:wne="http://schemas.microsoft.com/office/word/2006/wordml" xmlns:wps="http://schemas.microsoft.com/office/word/2010/wordprocessingShape" mc:Ignorable="w14 w15 w16se wp14">
+<w:endnotes xmlns:wpc="http://schemas.microsoft.com/office/word/2010/wordprocessingCanvas" xmlns:cx="http://schemas.microsoft.com/office/drawing/2014/chartex" xmlns:mc="http://schemas.openxmlformats.org/markup-compatibility/2006" xmlns:o="urn:schemas-microsoft-com:office:office" xmlns:r="http://schemas.openxmlformats.org/officeDocument/2006/relationships" xmlns:m="http://schemas.openxmlformats.org/officeDocument/2006/math" xmlns:v="urn:schemas-microsoft-com:vml" xmlns:wp14="http://schemas.microsoft.com/office/word/2010/wordprocessingDrawing" xmlns:wp="http://schemas.openxmlformats.org/drawingml/2006/wordprocessingDrawing" xmlns:w10="urn:schemas-microsoft-com:office:word" xmlns:w="http://schemas.openxmlformats.org/wordprocessingml/2006/main" xmlns:w14="http://schemas.microsoft.com/office/word/2010/wordml" xmlns:w15="http://schemas.microsoft.com/office/word/2012/wordml" xmlns:w16se="http://schemas.microsoft.com/office/word/2015/wordml/symex" xmlns:wpg="http://schemas.microsoft.com/office/word/2010/wordprocessingGroup" xmlns:wpi="http://schemas.microsoft.com/office/word/2010/wordprocessingInk" xmlns:wne="http://schemas.microsoft.com/office/word/2006/wordml" xmlns:wps="http://schemas.microsoft.com/office/word/2010/wordprocessingShape" mc:Ignorable="w14 w15 w16se wp14">
   <w:endnote w:type="separator" w:id="-1">
     <w:p>
       <w:pPr>
@@ -2027,7 +2051,7 @@
 </file>
 
 <file path=word/footnotes.xml><?xml version="1.0" encoding="utf-8"?>
-<w:footnotes xmlns:wpc="http://schemas.microsoft.com/office/word/2010/wordprocessingCanvas" xmlns:cx="http://schemas.microsoft.com/office/drawing/2014/chartex" xmlns:cx1="http://schemas.microsoft.com/office/drawing/2015/9/8/chartex" xmlns:mc="http://schemas.openxmlformats.org/markup-compatibility/2006" xmlns:o="urn:schemas-microsoft-com:office:office" xmlns:r="http://schemas.openxmlformats.org/officeDocument/2006/relationships" xmlns:m="http://schemas.openxmlformats.org/officeDocument/2006/math" xmlns:v="urn:schemas-microsoft-com:vml" xmlns:wp14="http://schemas.microsoft.com/office/word/2010/wordprocessingDrawing" xmlns:wp="http://schemas.openxmlformats.org/drawingml/2006/wordprocessingDrawing" xmlns:w10="urn:schemas-microsoft-com:office:word" xmlns:w="http://schemas.openxmlformats.org/wordprocessingml/2006/main" xmlns:w14="http://schemas.microsoft.com/office/word/2010/wordml" xmlns:w15="http://schemas.microsoft.com/office/word/2012/wordml" xmlns:w16se="http://schemas.microsoft.com/office/word/2015/wordml/symex" xmlns:wpg="http://schemas.microsoft.com/office/word/2010/wordprocessingGroup" xmlns:wpi="http://schemas.microsoft.com/office/word/2010/wordprocessingInk" xmlns:wne="http://schemas.microsoft.com/office/word/2006/wordml" xmlns:wps="http://schemas.microsoft.com/office/word/2010/wordprocessingShape" mc:Ignorable="w14 w15 w16se wp14">
+<w:footnotes xmlns:wpc="http://schemas.microsoft.com/office/word/2010/wordprocessingCanvas" xmlns:cx="http://schemas.microsoft.com/office/drawing/2014/chartex" xmlns:mc="http://schemas.openxmlformats.org/markup-compatibility/2006" xmlns:o="urn:schemas-microsoft-com:office:office" xmlns:r="http://schemas.openxmlformats.org/officeDocument/2006/relationships" xmlns:m="http://schemas.openxmlformats.org/officeDocument/2006/math" xmlns:v="urn:schemas-microsoft-com:vml" xmlns:wp14="http://schemas.microsoft.com/office/word/2010/wordprocessingDrawing" xmlns:wp="http://schemas.openxmlformats.org/drawingml/2006/wordprocessingDrawing" xmlns:w10="urn:schemas-microsoft-com:office:word" xmlns:w="http://schemas.openxmlformats.org/wordprocessingml/2006/main" xmlns:w14="http://schemas.microsoft.com/office/word/2010/wordml" xmlns:w15="http://schemas.microsoft.com/office/word/2012/wordml" xmlns:w16se="http://schemas.microsoft.com/office/word/2015/wordml/symex" xmlns:wpg="http://schemas.microsoft.com/office/word/2010/wordprocessingGroup" xmlns:wpi="http://schemas.microsoft.com/office/word/2010/wordprocessingInk" xmlns:wne="http://schemas.microsoft.com/office/word/2006/wordml" xmlns:wps="http://schemas.microsoft.com/office/word/2010/wordprocessingShape" mc:Ignorable="w14 w15 w16se wp14">
   <w:footnote w:type="separator" w:id="-1">
     <w:p>
       <w:pPr>
@@ -2181,7 +2205,7 @@
 </file>
 
 <file path=word/header1.xml><?xml version="1.0" encoding="utf-8"?>
-<w:hdr xmlns:wpc="http://schemas.microsoft.com/office/word/2010/wordprocessingCanvas" xmlns:cx="http://schemas.microsoft.com/office/drawing/2014/chartex" xmlns:cx1="http://schemas.microsoft.com/office/drawing/2015/9/8/chartex" xmlns:mc="http://schemas.openxmlformats.org/markup-compatibility/2006" xmlns:o="urn:schemas-microsoft-com:office:office" xmlns:r="http://schemas.openxmlformats.org/officeDocument/2006/relationships" xmlns:m="http://schemas.openxmlformats.org/officeDocument/2006/math" xmlns:v="urn:schemas-microsoft-com:vml" xmlns:wp14="http://schemas.microsoft.com/office/word/2010/wordprocessingDrawing" xmlns:wp="http://schemas.openxmlformats.org/drawingml/2006/wordprocessingDrawing" xmlns:w10="urn:schemas-microsoft-com:office:word" xmlns:w="http://schemas.openxmlformats.org/wordprocessingml/2006/main" xmlns:w14="http://schemas.microsoft.com/office/word/2010/wordml" xmlns:w15="http://schemas.microsoft.com/office/word/2012/wordml" xmlns:w16se="http://schemas.microsoft.com/office/word/2015/wordml/symex" xmlns:wpg="http://schemas.microsoft.com/office/word/2010/wordprocessingGroup" xmlns:wpi="http://schemas.microsoft.com/office/word/2010/wordprocessingInk" xmlns:wne="http://schemas.microsoft.com/office/word/2006/wordml" xmlns:wps="http://schemas.microsoft.com/office/word/2010/wordprocessingShape" mc:Ignorable="w14 w15 w16se wp14">
+<w:hdr xmlns:wpc="http://schemas.microsoft.com/office/word/2010/wordprocessingCanvas" xmlns:cx="http://schemas.microsoft.com/office/drawing/2014/chartex" xmlns:mc="http://schemas.openxmlformats.org/markup-compatibility/2006" xmlns:o="urn:schemas-microsoft-com:office:office" xmlns:r="http://schemas.openxmlformats.org/officeDocument/2006/relationships" xmlns:m="http://schemas.openxmlformats.org/officeDocument/2006/math" xmlns:v="urn:schemas-microsoft-com:vml" xmlns:wp14="http://schemas.microsoft.com/office/word/2010/wordprocessingDrawing" xmlns:wp="http://schemas.openxmlformats.org/drawingml/2006/wordprocessingDrawing" xmlns:w10="urn:schemas-microsoft-com:office:word" xmlns:w="http://schemas.openxmlformats.org/wordprocessingml/2006/main" xmlns:w14="http://schemas.microsoft.com/office/word/2010/wordml" xmlns:w15="http://schemas.microsoft.com/office/word/2012/wordml" xmlns:w16se="http://schemas.microsoft.com/office/word/2015/wordml/symex" xmlns:wpg="http://schemas.microsoft.com/office/word/2010/wordprocessingGroup" xmlns:wpi="http://schemas.microsoft.com/office/word/2010/wordprocessingInk" xmlns:wne="http://schemas.microsoft.com/office/word/2006/wordml" xmlns:wps="http://schemas.microsoft.com/office/word/2010/wordprocessingShape" mc:Ignorable="w14 w15 w16se wp14">
   <w:p>
     <w:pPr>
       <w:pStyle w:val="Header"/>
@@ -2213,7 +2237,7 @@
 </file>
 
 <file path=word/header2.xml><?xml version="1.0" encoding="utf-8"?>
-<w:hdr xmlns:wpc="http://schemas.microsoft.com/office/word/2010/wordprocessingCanvas" xmlns:cx="http://schemas.microsoft.com/office/drawing/2014/chartex" xmlns:cx1="http://schemas.microsoft.com/office/drawing/2015/9/8/chartex" xmlns:mc="http://schemas.openxmlformats.org/markup-compatibility/2006" xmlns:o="urn:schemas-microsoft-com:office:office" xmlns:r="http://schemas.openxmlformats.org/officeDocument/2006/relationships" xmlns:m="http://schemas.openxmlformats.org/officeDocument/2006/math" xmlns:v="urn:schemas-microsoft-com:vml" xmlns:wp14="http://schemas.microsoft.com/office/word/2010/wordprocessingDrawing" xmlns:wp="http://schemas.openxmlformats.org/drawingml/2006/wordprocessingDrawing" xmlns:w10="urn:schemas-microsoft-com:office:word" xmlns:w="http://schemas.openxmlformats.org/wordprocessingml/2006/main" xmlns:w14="http://schemas.microsoft.com/office/word/2010/wordml" xmlns:w15="http://schemas.microsoft.com/office/word/2012/wordml" xmlns:w16se="http://schemas.microsoft.com/office/word/2015/wordml/symex" xmlns:wpg="http://schemas.microsoft.com/office/word/2010/wordprocessingGroup" xmlns:wpi="http://schemas.microsoft.com/office/word/2010/wordprocessingInk" xmlns:wne="http://schemas.microsoft.com/office/word/2006/wordml" xmlns:wps="http://schemas.microsoft.com/office/word/2010/wordprocessingShape" mc:Ignorable="w14 w15 w16se wp14">
+<w:hdr xmlns:wpc="http://schemas.microsoft.com/office/word/2010/wordprocessingCanvas" xmlns:cx="http://schemas.microsoft.com/office/drawing/2014/chartex" xmlns:mc="http://schemas.openxmlformats.org/markup-compatibility/2006" xmlns:o="urn:schemas-microsoft-com:office:office" xmlns:r="http://schemas.openxmlformats.org/officeDocument/2006/relationships" xmlns:m="http://schemas.openxmlformats.org/officeDocument/2006/math" xmlns:v="urn:schemas-microsoft-com:vml" xmlns:wp14="http://schemas.microsoft.com/office/word/2010/wordprocessingDrawing" xmlns:wp="http://schemas.openxmlformats.org/drawingml/2006/wordprocessingDrawing" xmlns:w10="urn:schemas-microsoft-com:office:word" xmlns:w="http://schemas.openxmlformats.org/wordprocessingml/2006/main" xmlns:w14="http://schemas.microsoft.com/office/word/2010/wordml" xmlns:w15="http://schemas.microsoft.com/office/word/2012/wordml" xmlns:w16se="http://schemas.microsoft.com/office/word/2015/wordml/symex" xmlns:wpg="http://schemas.microsoft.com/office/word/2010/wordprocessingGroup" xmlns:wpi="http://schemas.microsoft.com/office/word/2010/wordprocessingInk" xmlns:wne="http://schemas.microsoft.com/office/word/2006/wordml" xmlns:wps="http://schemas.microsoft.com/office/word/2010/wordprocessingShape" mc:Ignorable="w14 w15 w16se wp14">
   <w:p>
     <w:pPr>
       <w:pStyle w:val="Header"/>
@@ -2224,7 +2248,7 @@
 </file>
 
 <file path=word/numbering.xml><?xml version="1.0" encoding="utf-8"?>
-<w:numbering xmlns:wpc="http://schemas.microsoft.com/office/word/2010/wordprocessingCanvas" xmlns:cx="http://schemas.microsoft.com/office/drawing/2014/chartex" xmlns:cx1="http://schemas.microsoft.com/office/drawing/2015/9/8/chartex" xmlns:mc="http://schemas.openxmlformats.org/markup-compatibility/2006" xmlns:o="urn:schemas-microsoft-com:office:office" xmlns:r="http://schemas.openxmlformats.org/officeDocument/2006/relationships" xmlns:m="http://schemas.openxmlformats.org/officeDocument/2006/math" xmlns:v="urn:schemas-microsoft-com:vml" xmlns:wp14="http://schemas.microsoft.com/office/word/2010/wordprocessingDrawing" xmlns:wp="http://schemas.openxmlformats.org/drawingml/2006/wordprocessingDrawing" xmlns:w10="urn:schemas-microsoft-com:office:word" xmlns:w="http://schemas.openxmlformats.org/wordprocessingml/2006/main" xmlns:w14="http://schemas.microsoft.com/office/word/2010/wordml" xmlns:w15="http://schemas.microsoft.com/office/word/2012/wordml" xmlns:w16se="http://schemas.microsoft.com/office/word/2015/wordml/symex" xmlns:wpg="http://schemas.microsoft.com/office/word/2010/wordprocessingGroup" xmlns:wpi="http://schemas.microsoft.com/office/word/2010/wordprocessingInk" xmlns:wne="http://schemas.microsoft.com/office/word/2006/wordml" xmlns:wps="http://schemas.microsoft.com/office/word/2010/wordprocessingShape" mc:Ignorable="w14 w15 w16se wp14">
+<w:numbering xmlns:wpc="http://schemas.microsoft.com/office/word/2010/wordprocessingCanvas" xmlns:cx="http://schemas.microsoft.com/office/drawing/2014/chartex" xmlns:mc="http://schemas.openxmlformats.org/markup-compatibility/2006" xmlns:o="urn:schemas-microsoft-com:office:office" xmlns:r="http://schemas.openxmlformats.org/officeDocument/2006/relationships" xmlns:m="http://schemas.openxmlformats.org/officeDocument/2006/math" xmlns:v="urn:schemas-microsoft-com:vml" xmlns:wp14="http://schemas.microsoft.com/office/word/2010/wordprocessingDrawing" xmlns:wp="http://schemas.openxmlformats.org/drawingml/2006/wordprocessingDrawing" xmlns:w10="urn:schemas-microsoft-com:office:word" xmlns:w="http://schemas.openxmlformats.org/wordprocessingml/2006/main" xmlns:w14="http://schemas.microsoft.com/office/word/2010/wordml" xmlns:w15="http://schemas.microsoft.com/office/word/2012/wordml" xmlns:w16se="http://schemas.microsoft.com/office/word/2015/wordml/symex" xmlns:wpg="http://schemas.microsoft.com/office/word/2010/wordprocessingGroup" xmlns:wpi="http://schemas.microsoft.com/office/word/2010/wordprocessingInk" xmlns:wne="http://schemas.microsoft.com/office/word/2006/wordml" xmlns:wps="http://schemas.microsoft.com/office/word/2010/wordprocessingShape" mc:Ignorable="w14 w15 w16se wp14">
   <w:abstractNum w:abstractNumId="0" w15:restartNumberingAfterBreak="0">
     <w:nsid w:val="5AD55BB2"/>
     <w:multiLevelType w:val="hybridMultilevel"/>

--- a/CÔNG TY TNHH TMDV KHÁNH HƯNG/KhanhHung_ThayDoiThanhVien_DDPL/KhanhHung_GiayDeNghi_Mau13.docx
+++ b/CÔNG TY TNHH TMDV KHÁNH HƯNG/KhanhHung_ThayDoiThanhVien_DDPL/KhanhHung_GiayDeNghi_Mau13.docx
@@ -381,7 +381,7 @@
                 <w:sz w:val="26"/>
                 <w:szCs w:val="26"/>
               </w:rPr>
-              <w:t xml:space="preserve"> </w:t>
+              <w:t xml:space="preserve">2 </w:t>
             </w:r>
             <w:r>
               <w:rPr>
@@ -389,7 +389,7 @@
                 <w:sz w:val="26"/>
                 <w:szCs w:val="26"/>
               </w:rPr>
-              <w:t xml:space="preserve"> tháng </w:t>
+              <w:t xml:space="preserve">tháng </w:t>
             </w:r>
             <w:r>
               <w:rPr>
@@ -397,7 +397,7 @@
                 <w:sz w:val="26"/>
                 <w:szCs w:val="26"/>
               </w:rPr>
-              <w:t>3</w:t>
+              <w:t>4</w:t>
             </w:r>
             <w:r>
               <w:rPr>
@@ -628,7 +628,15 @@
           <w:sz w:val="26"/>
           <w:szCs w:val="26"/>
         </w:rPr>
-        <w:t>Mã số doanh nghiệp/Mã số thuế: 3702570782</w:t>
+        <w:t xml:space="preserve">Mã số doanh nghiệp/Mã số thuế: </w:t>
+      </w:r>
+      <w:r>
+        <w:rPr>
+          <w:rFonts w:ascii="Times New Roman" w:eastAsia="Times New Roman" w:hAnsi="Times New Roman" w:cs="Times New Roman"/>
+          <w:sz w:val="26"/>
+          <w:szCs w:val="26"/>
+        </w:rPr>
+        <w:t>3702758960</w:t>
       </w:r>
     </w:p>
     <w:p>
@@ -651,7 +659,15 @@
           <w:sz w:val="26"/>
           <w:szCs w:val="26"/>
         </w:rPr>
-        <w:t>Số định danh cá nhân của Chủ tịch hội đồng thành viên/Chủ tịch công ty/Chủ tịch hội đồng quản trị (Chỉ kê khai trong trường hợp ủy quyền thực hiện thủ tục đăng ký doanh nghiệp): 079063024131</w:t>
+        <w:t xml:space="preserve">Số định danh cá nhân của Chủ tịch hội đồng thành viên/Chủ tịch công ty/Chủ tịch hội đồng quản trị (Chỉ kê khai trong trường hợp ủy quyền thực hiện thủ tục đăng ký doanh nghiệp): </w:t>
+      </w:r>
+      <w:r>
+        <w:rPr>
+          <w:rFonts w:ascii="Times New Roman" w:hAnsi="Times New Roman" w:cs="Times New Roman"/>
+          <w:sz w:val="26"/>
+          <w:szCs w:val="26"/>
+        </w:rPr>
+        <w:t>051197009742</w:t>
       </w:r>
     </w:p>
     <w:p>
@@ -744,7 +760,15 @@
           <w:sz w:val="26"/>
           <w:szCs w:val="26"/>
         </w:rPr>
-        <w:t>Họ, chữ đệm và tên (ghi bằng chữ in hoa): TRƯƠNG QUỐC TÂM</w:t>
+        <w:t xml:space="preserve">Họ, chữ đệm và tên (ghi bằng chữ in hoa): </w:t>
+      </w:r>
+      <w:r>
+        <w:rPr>
+          <w:rFonts w:ascii="Times New Roman" w:hAnsi="Times New Roman" w:cs="Times New Roman"/>
+          <w:sz w:val="26"/>
+          <w:szCs w:val="26"/>
+        </w:rPr>
+        <w:t>LIU, SANBAO</w:t>
       </w:r>
     </w:p>
     <w:p>
@@ -769,7 +793,15 @@
           <w:sz w:val="26"/>
           <w:szCs w:val="26"/>
         </w:rPr>
-        <w:t>Ngày, tháng, năm sinh: 10/05/1989</w:t>
+        <w:t xml:space="preserve">Ngày, tháng, năm sinh: </w:t>
+      </w:r>
+      <w:r>
+        <w:rPr>
+          <w:rFonts w:ascii="Times New Roman" w:hAnsi="Times New Roman" w:cs="Times New Roman"/>
+          <w:sz w:val="26"/>
+          <w:szCs w:val="26"/>
+        </w:rPr>
+        <w:t>13/07/1975</w:t>
       </w:r>
     </w:p>
     <w:p>
@@ -842,7 +874,7 @@
           <w:sz w:val="26"/>
           <w:szCs w:val="26"/>
         </w:rPr>
-        <w:t xml:space="preserve">Số định danh cá nhân: 086089011231 </w:t>
+        <w:t xml:space="preserve">Số định danh cá nhân: </w:t>
       </w:r>
     </w:p>
     <w:bookmarkEnd w:id="1"/>
@@ -921,25 +953,15 @@
           <w:sz w:val="26"/>
           <w:szCs w:val="26"/>
         </w:rPr>
-        <w:t xml:space="preserve">Số nhà/phòng, ngách/hẻm, ngõ/kiệt, đường/phố/đại lộ, tổ/xóm/ấp/thôn: Thôn </w:t>
-      </w:r>
-      <w:proofErr w:type="gramStart"/>
-      <w:r>
-        <w:rPr>
-          <w:rFonts w:ascii="Times New Roman" w:hAnsi="Times New Roman" w:cs="Times New Roman"/>
-          <w:sz w:val="26"/>
-          <w:szCs w:val="26"/>
-        </w:rPr>
-        <w:t>An</w:t>
-      </w:r>
-      <w:proofErr w:type="gramEnd"/>
-      <w:r>
-        <w:rPr>
-          <w:rFonts w:ascii="Times New Roman" w:hAnsi="Times New Roman" w:cs="Times New Roman"/>
-          <w:sz w:val="26"/>
-          <w:szCs w:val="26"/>
-        </w:rPr>
-        <w:t xml:space="preserve"> Thành Đông</w:t>
+        <w:t xml:space="preserve">Số nhà/phòng, ngách/hẻm, ngõ/kiệt, đường/phố/đại lộ, tổ/xóm/ấp/thôn: </w:t>
+      </w:r>
+      <w:r>
+        <w:rPr>
+          <w:rFonts w:ascii="Times New Roman" w:eastAsia="Times New Roman" w:hAnsi="Times New Roman" w:cs="Times New Roman"/>
+          <w:sz w:val="26"/>
+          <w:szCs w:val="26"/>
+        </w:rPr>
+        <w:t>Ô 3, Lô DC 82, Đường NA12, KĐC Việt Sing, Khu phố Bình Giao</w:t>
       </w:r>
     </w:p>
     <w:p>
@@ -958,7 +980,15 @@
           <w:sz w:val="26"/>
           <w:szCs w:val="26"/>
         </w:rPr>
-        <w:t>Xã/Phường/Đặc khu: xã Trung Thành</w:t>
+        <w:t xml:space="preserve">Xã/Phường/Đặc khu: </w:t>
+      </w:r>
+      <w:r>
+        <w:rPr>
+          <w:rFonts w:ascii="Times New Roman" w:eastAsia="Times New Roman" w:hAnsi="Times New Roman" w:cs="Times New Roman"/>
+          <w:sz w:val="26"/>
+          <w:szCs w:val="26"/>
+        </w:rPr>
+        <w:t>Phường Thuận Giao</w:t>
       </w:r>
     </w:p>
     <w:p>
@@ -988,7 +1018,15 @@
           <w:sz w:val="26"/>
           <w:szCs w:val="26"/>
         </w:rPr>
-        <w:t>Tỉnh/Thành phố trực thuộc trung ương: tỉnh Vĩnh Long</w:t>
+        <w:t xml:space="preserve">Tỉnh/Thành phố trực thuộc trung ương: </w:t>
+      </w:r>
+      <w:r>
+        <w:rPr>
+          <w:rFonts w:ascii="Times New Roman" w:eastAsia="Times New Roman" w:hAnsi="Times New Roman" w:cs="Times New Roman"/>
+          <w:sz w:val="26"/>
+          <w:szCs w:val="26"/>
+        </w:rPr>
+        <w:t>Thành phố Hồ Chí Minh, Việt Nam</w:t>
       </w:r>
     </w:p>
     <w:p>
@@ -1145,219 +1183,8 @@
           <w:szCs w:val="26"/>
         </w:rPr>
       </w:pPr>
-      <w:r>
-        <w:rPr>
-          <w:rFonts w:ascii="Times New Roman" w:hAnsi="Times New Roman" w:cs="Times New Roman"/>
-          <w:sz w:val="26"/>
-          <w:szCs w:val="26"/>
-        </w:rPr>
-        <w:t>Trường hợp không có số định danh cá nhân hoặc việc kết nối giữa Cơ sở dữ liệu quốc gia về đăng ký doanh nghiệp với Cơ sở dữ liệu quốc gia về dân cư bị gián đoạn thì đề nghị kê khai các thông tin cá nhân dưới đây:</w:t>
-      </w:r>
-    </w:p>
-    <w:p>
-      <w:pPr>
-        <w:rPr>
-          <w:rFonts w:ascii="Times New Roman" w:hAnsi="Times New Roman" w:cs="Times New Roman"/>
-          <w:sz w:val="26"/>
-          <w:szCs w:val="26"/>
-        </w:rPr>
-      </w:pPr>
-      <w:r>
-        <w:rPr>
-          <w:rFonts w:ascii="Times New Roman" w:hAnsi="Times New Roman" w:cs="Times New Roman"/>
-          <w:sz w:val="26"/>
-          <w:szCs w:val="26"/>
-        </w:rPr>
-        <w:lastRenderedPageBreak/>
-        <w:t>Người đại diện theo pháp luật thứ hai sau khi thay đổi:</w:t>
-      </w:r>
-    </w:p>
-    <w:p>
-      <w:pPr>
-        <w:rPr>
-          <w:rFonts w:ascii="Times New Roman" w:hAnsi="Times New Roman" w:cs="Times New Roman"/>
-          <w:sz w:val="26"/>
-          <w:szCs w:val="26"/>
-        </w:rPr>
-      </w:pPr>
-      <w:r>
-        <w:rPr>
-          <w:rFonts w:ascii="Times New Roman" w:hAnsi="Times New Roman" w:cs="Times New Roman"/>
-          <w:sz w:val="26"/>
-          <w:szCs w:val="26"/>
-        </w:rPr>
-        <w:t>Họ, chữ đệm và tên (ghi bằng chữ in hoa): HUANG, PINGHUA</w:t>
-      </w:r>
-    </w:p>
-    <w:p>
-      <w:pPr>
-        <w:rPr>
-          <w:rFonts w:ascii="Times New Roman" w:hAnsi="Times New Roman" w:cs="Times New Roman"/>
-          <w:sz w:val="26"/>
-          <w:szCs w:val="26"/>
-        </w:rPr>
-      </w:pPr>
-      <w:r>
-        <w:rPr>
-          <w:rFonts w:ascii="Times New Roman" w:hAnsi="Times New Roman" w:cs="Times New Roman"/>
-          <w:sz w:val="26"/>
-          <w:szCs w:val="26"/>
-        </w:rPr>
-        <w:t>Ngày, tháng, năm sinh: 12/07/1979</w:t>
-      </w:r>
-    </w:p>
-    <w:p>
-      <w:pPr>
-        <w:rPr>
-          <w:rFonts w:ascii="Times New Roman" w:hAnsi="Times New Roman" w:cs="Times New Roman"/>
-          <w:sz w:val="26"/>
-          <w:szCs w:val="26"/>
-        </w:rPr>
-      </w:pPr>
-      <w:r>
-        <w:rPr>
-          <w:rFonts w:ascii="Times New Roman" w:hAnsi="Times New Roman" w:cs="Times New Roman"/>
-          <w:sz w:val="26"/>
-          <w:szCs w:val="26"/>
-        </w:rPr>
-        <w:t>Giới tính: Nam</w:t>
-      </w:r>
-    </w:p>
-    <w:p>
-      <w:pPr>
-        <w:rPr>
-          <w:rFonts w:ascii="Times New Roman" w:hAnsi="Times New Roman" w:cs="Times New Roman"/>
-          <w:sz w:val="26"/>
-          <w:szCs w:val="26"/>
-        </w:rPr>
-      </w:pPr>
-      <w:r>
-        <w:rPr>
-          <w:rFonts w:ascii="Times New Roman" w:hAnsi="Times New Roman" w:cs="Times New Roman"/>
-          <w:sz w:val="26"/>
-          <w:szCs w:val="26"/>
-        </w:rPr>
-        <w:t xml:space="preserve">Số định danh cá nhân:  </w:t>
-      </w:r>
-    </w:p>
-    <w:p>
-      <w:pPr>
-        <w:rPr>
-          <w:rFonts w:ascii="Times New Roman" w:hAnsi="Times New Roman" w:cs="Times New Roman"/>
-          <w:sz w:val="26"/>
-          <w:szCs w:val="26"/>
-        </w:rPr>
-      </w:pPr>
-      <w:r>
-        <w:rPr>
-          <w:rFonts w:ascii="Times New Roman" w:hAnsi="Times New Roman" w:cs="Times New Roman"/>
-          <w:sz w:val="26"/>
-          <w:szCs w:val="26"/>
-        </w:rPr>
-        <w:t>Chức danh: Phó giám đốc</w:t>
-      </w:r>
-    </w:p>
-    <w:p>
-      <w:pPr>
-        <w:rPr>
-          <w:rFonts w:ascii="Times New Roman" w:hAnsi="Times New Roman" w:cs="Times New Roman"/>
-          <w:sz w:val="26"/>
-          <w:szCs w:val="26"/>
-        </w:rPr>
-      </w:pPr>
-      <w:r>
-        <w:rPr>
-          <w:rFonts w:ascii="Times New Roman" w:hAnsi="Times New Roman" w:cs="Times New Roman"/>
-          <w:sz w:val="26"/>
-          <w:szCs w:val="26"/>
-        </w:rPr>
-        <w:t xml:space="preserve">Địa chỉ liên lạc: </w:t>
-      </w:r>
-    </w:p>
-    <w:p>
-      <w:pPr>
-        <w:rPr>
-          <w:rFonts w:ascii="Times New Roman" w:hAnsi="Times New Roman" w:cs="Times New Roman"/>
-          <w:sz w:val="26"/>
-          <w:szCs w:val="26"/>
-        </w:rPr>
-      </w:pPr>
-      <w:r>
-        <w:rPr>
-          <w:rFonts w:ascii="Times New Roman" w:hAnsi="Times New Roman" w:cs="Times New Roman"/>
-          <w:sz w:val="26"/>
-          <w:szCs w:val="26"/>
-        </w:rPr>
-        <w:t>Số nhà/phòng, ngách/hẻm, ngõ/kiệt, đường/phố/đại lộ, tổ/xóm/ấp/thôn: Thửa đất số 12, Tờ bản đồ số 110, Khu phố Bình Thuận 2</w:t>
-      </w:r>
-    </w:p>
-    <w:p>
-      <w:pPr>
-        <w:rPr>
-          <w:rFonts w:ascii="Times New Roman" w:hAnsi="Times New Roman" w:cs="Times New Roman"/>
-          <w:sz w:val="26"/>
-          <w:szCs w:val="26"/>
-        </w:rPr>
-      </w:pPr>
-      <w:r>
-        <w:rPr>
-          <w:rFonts w:ascii="Times New Roman" w:hAnsi="Times New Roman" w:cs="Times New Roman"/>
-          <w:sz w:val="26"/>
-          <w:szCs w:val="26"/>
-        </w:rPr>
-        <w:t>Xã/Phường/Đặc khu: Phường Thuận Giao</w:t>
-      </w:r>
-    </w:p>
-    <w:p>
-      <w:pPr>
-        <w:rPr>
-          <w:rFonts w:ascii="Times New Roman" w:hAnsi="Times New Roman" w:cs="Times New Roman"/>
-          <w:sz w:val="26"/>
-          <w:szCs w:val="26"/>
-        </w:rPr>
-      </w:pPr>
-      <w:r>
-        <w:rPr>
-          <w:rFonts w:ascii="Times New Roman" w:hAnsi="Times New Roman" w:cs="Times New Roman"/>
-          <w:sz w:val="26"/>
-          <w:szCs w:val="26"/>
-        </w:rPr>
-        <w:t>Tỉnh/Thành phố trực thuộc trung ương: Thành phố Hồ Chí Minh</w:t>
-      </w:r>
-    </w:p>
-    <w:p>
-      <w:pPr>
-        <w:rPr>
-          <w:rFonts w:ascii="Times New Roman" w:hAnsi="Times New Roman" w:cs="Times New Roman"/>
-          <w:sz w:val="26"/>
-          <w:szCs w:val="26"/>
-        </w:rPr>
-      </w:pPr>
-      <w:r>
-        <w:rPr>
-          <w:rFonts w:ascii="Times New Roman" w:hAnsi="Times New Roman" w:cs="Times New Roman"/>
-          <w:sz w:val="26"/>
-          <w:szCs w:val="26"/>
-        </w:rPr>
-        <w:t>Quốc gia: Việt Nam</w:t>
-      </w:r>
-    </w:p>
-    <w:p>
-      <w:pPr>
-        <w:rPr>
-          <w:rFonts w:ascii="Times New Roman" w:hAnsi="Times New Roman" w:cs="Times New Roman"/>
-          <w:sz w:val="26"/>
-          <w:szCs w:val="26"/>
-        </w:rPr>
-      </w:pPr>
-      <w:r>
-        <w:rPr>
-          <w:rFonts w:ascii="Times New Roman" w:hAnsi="Times New Roman" w:cs="Times New Roman"/>
-          <w:sz w:val="26"/>
-          <w:szCs w:val="26"/>
-        </w:rPr>
-        <w:t>Điện thoại (nếu có): 0938767090   Thư điện tử (nếu có): …………</w:t>
-      </w:r>
+      <w:bookmarkStart w:id="2" w:name="_GoBack"/>
+      <w:bookmarkEnd w:id="2"/>
     </w:p>
     <w:p>
       <w:pPr>
@@ -1390,6 +1217,7 @@
           <w:sz w:val="26"/>
           <w:szCs w:val="26"/>
         </w:rPr>
+        <w:lastRenderedPageBreak/>
         <w:t>Trường hợp không có số định danh cá nhân hoặc việc kết nối giữa Cơ sở dữ liệu quốc gia về đăng ký doanh nghiệp với Cơ sở dữ liệu quốc gia về dân cư bị gián đoạn thì đề nghị kê khai các thông tin cá nhân dưới đây:</w:t>
       </w:r>
     </w:p>
@@ -1503,11 +1331,11 @@
             </w:r>
             <w:r>
               <w:rPr>
-                <w:rFonts w:ascii="Times New Roman" w:eastAsia="Calibri" w:hAnsi="Times New Roman" w:cs="Times New Roman"/>
-                <w:sz w:val="26"/>
-                <w:szCs w:val="26"/>
-              </w:rPr>
-              <w:t>EJ4788340</w:t>
+                <w:rFonts w:ascii="Times New Roman" w:hAnsi="Times New Roman" w:cs="Times New Roman"/>
+                <w:sz w:val="26"/>
+                <w:szCs w:val="26"/>
+              </w:rPr>
+              <w:t>EB4943923</w:t>
             </w:r>
           </w:p>
           <w:p>
@@ -1529,11 +1357,19 @@
             </w:r>
             <w:r>
               <w:rPr>
-                <w:rFonts w:ascii="Times New Roman" w:eastAsia="Calibri" w:hAnsi="Times New Roman" w:cs="Times New Roman"/>
-                <w:sz w:val="26"/>
-                <w:szCs w:val="26"/>
-              </w:rPr>
-              <w:t xml:space="preserve">14/04/2021 </w:t>
+                <w:rFonts w:ascii="Times New Roman" w:hAnsi="Times New Roman" w:cs="Times New Roman"/>
+                <w:sz w:val="26"/>
+                <w:szCs w:val="26"/>
+              </w:rPr>
+              <w:t>12/01/2018</w:t>
+            </w:r>
+            <w:r>
+              <w:rPr>
+                <w:rFonts w:ascii="Times New Roman" w:hAnsi="Times New Roman" w:cs="Times New Roman"/>
+                <w:sz w:val="26"/>
+                <w:szCs w:val="26"/>
+              </w:rPr>
+              <w:t xml:space="preserve"> </w:t>
             </w:r>
             <w:r>
               <w:rPr>
@@ -1545,7 +1381,7 @@
             </w:r>
             <w:r>
               <w:rPr>
-                <w:rFonts w:ascii="Times New Roman" w:eastAsia="Calibri" w:hAnsi="Times New Roman" w:cs="Times New Roman"/>
+                <w:rFonts w:ascii="Times New Roman" w:hAnsi="Times New Roman" w:cs="Times New Roman"/>
                 <w:sz w:val="26"/>
                 <w:szCs w:val="26"/>
               </w:rPr>
@@ -1607,11 +1443,11 @@
             </w:r>
             <w:r>
               <w:rPr>
-                <w:rFonts w:ascii="Times New Roman" w:eastAsia="Calibri" w:hAnsi="Times New Roman" w:cs="Times New Roman"/>
-                <w:sz w:val="26"/>
-                <w:szCs w:val="26"/>
-              </w:rPr>
-              <w:t>Vườn Xinlong, Đường Dongfeng West, Thị trấn Laolong, Huyện Longchuan</w:t>
+                <w:rFonts w:ascii="Times New Roman" w:hAnsi="Times New Roman" w:cs="Times New Roman"/>
+                <w:sz w:val="26"/>
+                <w:szCs w:val="26"/>
+              </w:rPr>
+              <w:t>Phòng 301, Tòa nhà 13, đường Nông Lương</w:t>
             </w:r>
           </w:p>
           <w:p>
@@ -1634,11 +1470,11 @@
             </w:r>
             <w:r>
               <w:rPr>
-                <w:rFonts w:ascii="Times New Roman" w:eastAsia="Calibri" w:hAnsi="Times New Roman" w:cs="Times New Roman"/>
-                <w:sz w:val="26"/>
-                <w:szCs w:val="26"/>
-              </w:rPr>
-              <w:t>Thành phố Heyuan</w:t>
+                <w:rFonts w:ascii="Times New Roman" w:hAnsi="Times New Roman" w:cs="Times New Roman"/>
+                <w:sz w:val="26"/>
+                <w:szCs w:val="26"/>
+              </w:rPr>
+              <w:t>Thành phố Nam Xương</w:t>
             </w:r>
           </w:p>
           <w:p>
@@ -1661,11 +1497,11 @@
             </w:r>
             <w:r>
               <w:rPr>
-                <w:rFonts w:ascii="Times New Roman" w:eastAsia="Calibri" w:hAnsi="Times New Roman" w:cs="Times New Roman"/>
-                <w:sz w:val="26"/>
-                <w:szCs w:val="26"/>
-              </w:rPr>
-              <w:t>Tỉnh Quảng Đông</w:t>
+                <w:rFonts w:ascii="Times New Roman" w:hAnsi="Times New Roman" w:cs="Times New Roman"/>
+                <w:sz w:val="26"/>
+                <w:szCs w:val="26"/>
+              </w:rPr>
+              <w:t>Tứ Xuyên</w:t>
             </w:r>
           </w:p>
           <w:p>
@@ -1838,7 +1674,6 @@
                 <w:sz w:val="26"/>
                 <w:szCs w:val="26"/>
               </w:rPr>
-              <w:lastRenderedPageBreak/>
               <w:t>CHỦ TỊCH CÔNG TY/CHỦ TỊCH HỘI ĐỒNG THÀNH VIÊN/CHỦ TỊCH HỘI ĐỒNG QUẢN TRỊ/</w:t>
             </w:r>
             <w:r>
@@ -2005,7 +1840,16 @@
           <w:sz w:val="26"/>
           <w:szCs w:val="26"/>
         </w:rPr>
-        <w:t xml:space="preserve">                                                  NGUYỄN CHÍ THIỆN</w:t>
+        <w:t xml:space="preserve">                                                  </w:t>
+      </w:r>
+      <w:r>
+        <w:rPr>
+          <w:rFonts w:ascii="Times New Roman" w:hAnsi="Times New Roman" w:cs="Times New Roman"/>
+          <w:b/>
+          <w:sz w:val="26"/>
+          <w:szCs w:val="26"/>
+        </w:rPr>
+        <w:t>VÕ THỊ KIM NGÂN</w:t>
       </w:r>
     </w:p>
     <w:sectPr>
@@ -2224,7 +2068,7 @@
       <w:rPr>
         <w:noProof/>
       </w:rPr>
-      <w:t>3</w:t>
+      <w:t>2</w:t>
     </w:r>
     <w:r>
       <w:rPr>
